--- a/MAU BB TO TUNG/BAN ĐẦU/4. Biên bản tạm giữ điện thoại 148-128.docx
+++ b/MAU BB TO TUNG/BAN ĐẦU/4. Biên bản tạm giữ điện thoại 148-128.docx
@@ -1366,6 +1366,7 @@
           <w:tab w:val="left" w:pos="5000"/>
         </w:tabs>
         <w:spacing w:after="100"/>
+        <w:jc w:val="both"/>
       </w:pPr>
       <w:r>
         <w:rPr>
@@ -1407,6 +1408,7 @@
     <w:p>
       <w:pPr>
         <w:spacing w:after="100"/>
+        <w:jc w:val="both"/>
       </w:pPr>
       <w:r>
         <w:rPr>
@@ -1422,6 +1424,7 @@
           <w:tab w:val="left" w:pos="1000"/>
         </w:tabs>
         <w:spacing w:after="100"/>
+        <w:jc w:val="both"/>
       </w:pPr>
       <w:r>
         <w:rPr>
@@ -1472,6 +1475,7 @@
           <w:tab w:val="left" w:pos="1000"/>
         </w:tabs>
         <w:spacing w:after="100"/>
+        <w:jc w:val="both"/>
         <w:rPr>
           <w:sz w:val="28"/>
           <w:szCs w:val="28"/>
@@ -1516,6 +1520,7 @@
     <w:p>
       <w:pPr>
         <w:spacing w:after="100"/>
+        <w:jc w:val="both"/>
       </w:pPr>
       <w:r>
         <w:rPr>
@@ -1566,6 +1571,11 @@
     <w:p>
       <w:pPr>
         <w:spacing w:after="100"/>
+        <w:jc w:val="both"/>
+        <w:rPr>
+          <w:sz w:val="28"/>
+          <w:szCs w:val="28"/>
+        </w:rPr>
       </w:pPr>
       <w:r>
         <w:rPr>
@@ -1586,6 +1596,19 @@
           <w:sz w:val="28"/>
           <w:szCs w:val="28"/>
         </w:rPr>
+        <w:tab/>
+      </w:r>
+    </w:p>
+    <w:p>
+      <w:pPr>
+        <w:spacing w:after="100"/>
+        <w:jc w:val="both"/>
+      </w:pPr>
+      <w:r>
+        <w:rPr>
+          <w:sz w:val="28"/>
+          <w:szCs w:val="28"/>
+        </w:rPr>
         <w:t>cấp {doituong1_ngay_cap}</w:t>
       </w:r>
       <w:r>
@@ -1593,7 +1616,7 @@
           <w:sz w:val="28"/>
           <w:szCs w:val="28"/>
         </w:rPr>
-        <w:tab/>
+        <w:t xml:space="preserve">. </w:t>
       </w:r>
       <w:r>
         <w:rPr>
@@ -1606,6 +1629,7 @@
     <w:p>
       <w:pPr>
         <w:spacing w:after="100"/>
+        <w:jc w:val="both"/>
         <w:rPr>
           <w:sz w:val="28"/>
           <w:szCs w:val="28"/>
@@ -1622,6 +1646,7 @@
     <w:p>
       <w:pPr>
         <w:spacing w:after="100"/>
+        <w:jc w:val="both"/>
       </w:pPr>
       <w:r>
         <w:rPr>
@@ -1634,6 +1659,7 @@
     <w:p>
       <w:pPr>
         <w:spacing w:after="100"/>
+        <w:jc w:val="both"/>
       </w:pPr>
       <w:r>
         <w:rPr>

--- a/MAU BB TO TUNG/BAN ĐẦU/4. Biên bản tạm giữ điện thoại 148-128.docx
+++ b/MAU BB TO TUNG/BAN ĐẦU/4. Biên bản tạm giữ điện thoại 148-128.docx
@@ -1432,6 +1432,20 @@
           <w:szCs w:val="28"/>
         </w:rPr>
         <w:t>Sinh {doituong1_ngay_sinh}</w:t>
+      </w:r>
+      <w:r>
+        <w:rPr>
+          <w:sz w:val="28"/>
+          <w:szCs w:val="28"/>
+        </w:rPr>
+        <w:tab/>
+      </w:r>
+      <w:r>
+        <w:rPr>
+          <w:sz w:val="28"/>
+          <w:szCs w:val="28"/>
+        </w:rPr>
+        <w:tab/>
       </w:r>
       <w:r>
         <w:rPr>
